--- a/README.md.docx
+++ b/README.md.docx
@@ -231,6 +231,536 @@
         <w:jc w:val="both"/>
         <w:rPr>
           <w:rFonts w:ascii="Cambria" w:hAnsi="Cambria"/>
+          <w:b w:val="0"/>
+          <w:bCs/>
+        </w:rPr>
+      </w:pPr>
+      <w:r>
+        <w:rPr>
+          <w:rFonts w:ascii="Cambria" w:hAnsi="Cambria"/>
+          <w:b w:val="0"/>
+          <w:bCs/>
+        </w:rPr>
+        <w:t>Data Files</w:t>
+      </w:r>
+    </w:p>
+    <w:p>
+      <w:pPr>
+        <w:jc w:val="both"/>
+        <w:rPr>
+          <w:rFonts w:ascii="Cambria" w:hAnsi="Cambria"/>
+          <w:b w:val="0"/>
+          <w:bCs/>
+        </w:rPr>
+      </w:pPr>
+      <w:r>
+        <w:rPr>
+          <w:rFonts w:ascii="Cambria" w:hAnsi="Cambria"/>
+          <w:b w:val="0"/>
+          <w:bCs/>
+        </w:rPr>
+        <w:t>Raw Data</w:t>
+      </w:r>
+    </w:p>
+    <w:p>
+      <w:pPr>
+        <w:jc w:val="both"/>
+        <w:rPr>
+          <w:rFonts w:ascii="Cambria" w:hAnsi="Cambria"/>
+          <w:b w:val="0"/>
+          <w:bCs/>
+        </w:rPr>
+      </w:pPr>
+      <w:r>
+        <w:rPr>
+          <w:rFonts w:ascii="Cambria" w:hAnsi="Cambria"/>
+          <w:b w:val="0"/>
+          <w:bCs/>
+        </w:rPr>
+        <w:t xml:space="preserve">- </w:t>
+      </w:r>
+      <w:r>
+        <w:rPr>
+          <w:rFonts w:ascii="Cambria" w:hAnsi="Cambria"/>
+          <w:bCs/>
+        </w:rPr>
+        <w:t>Source:</w:t>
+      </w:r>
+      <w:r>
+        <w:rPr>
+          <w:rFonts w:ascii="Cambria" w:hAnsi="Cambria"/>
+          <w:b w:val="0"/>
+          <w:bCs/>
+        </w:rPr>
+        <w:t xml:space="preserve"> National Bureau of Statistics (NBS) Labour Force Survey</w:t>
+      </w:r>
+    </w:p>
+    <w:p>
+      <w:pPr>
+        <w:jc w:val="both"/>
+        <w:rPr>
+          <w:rFonts w:ascii="Cambria" w:hAnsi="Cambria"/>
+          <w:b w:val="0"/>
+          <w:bCs/>
+        </w:rPr>
+      </w:pPr>
+      <w:r>
+        <w:rPr>
+          <w:rFonts w:ascii="Cambria" w:hAnsi="Cambria"/>
+          <w:b w:val="0"/>
+          <w:bCs/>
+        </w:rPr>
+        <w:t xml:space="preserve">- </w:t>
+      </w:r>
+      <w:proofErr w:type="gramStart"/>
+      <w:r>
+        <w:rPr>
+          <w:rFonts w:ascii="Cambria" w:hAnsi="Cambria"/>
+          <w:bCs/>
+        </w:rPr>
+        <w:t>Location:</w:t>
+      </w:r>
+      <w:r>
+        <w:rPr>
+          <w:rFonts w:ascii="Cambria" w:hAnsi="Cambria"/>
+          <w:b w:val="0"/>
+          <w:bCs/>
+        </w:rPr>
+        <w:t>`</w:t>
+      </w:r>
+      <w:proofErr w:type="gramEnd"/>
+      <w:r>
+        <w:rPr>
+          <w:rFonts w:ascii="Cambria" w:hAnsi="Cambria"/>
+          <w:b w:val="0"/>
+          <w:bCs/>
+        </w:rPr>
+        <w:t>/data/raw/Nigeria_Labour_Cleaned.xlsx`</w:t>
+      </w:r>
+    </w:p>
+    <w:p>
+      <w:pPr>
+        <w:jc w:val="both"/>
+        <w:rPr>
+          <w:rFonts w:ascii="Cambria" w:hAnsi="Cambria"/>
+          <w:b w:val="0"/>
+          <w:bCs/>
+        </w:rPr>
+      </w:pPr>
+      <w:r>
+        <w:rPr>
+          <w:rFonts w:ascii="Cambria" w:hAnsi="Cambria"/>
+          <w:b w:val="0"/>
+          <w:bCs/>
+        </w:rPr>
+        <w:t xml:space="preserve">- </w:t>
+      </w:r>
+      <w:r>
+        <w:rPr>
+          <w:rFonts w:ascii="Cambria" w:hAnsi="Cambria"/>
+          <w:bCs/>
+        </w:rPr>
+        <w:t>Sheets Included:</w:t>
+      </w:r>
+    </w:p>
+    <w:p>
+      <w:pPr>
+        <w:jc w:val="both"/>
+        <w:rPr>
+          <w:rFonts w:ascii="Cambria" w:hAnsi="Cambria"/>
+          <w:b w:val="0"/>
+          <w:bCs/>
+        </w:rPr>
+      </w:pPr>
+      <w:r>
+        <w:rPr>
+          <w:rFonts w:ascii="Cambria" w:hAnsi="Cambria"/>
+          <w:b w:val="0"/>
+          <w:bCs/>
+        </w:rPr>
+        <w:t xml:space="preserve">  - `</w:t>
+      </w:r>
+      <w:proofErr w:type="spellStart"/>
+      <w:r>
+        <w:rPr>
+          <w:rFonts w:ascii="Cambria" w:hAnsi="Cambria"/>
+          <w:b w:val="0"/>
+          <w:bCs/>
+        </w:rPr>
+        <w:t>Labour_Master</w:t>
+      </w:r>
+      <w:proofErr w:type="spellEnd"/>
+      <w:r>
+        <w:rPr>
+          <w:rFonts w:ascii="Cambria" w:hAnsi="Cambria"/>
+          <w:b w:val="0"/>
+          <w:bCs/>
+        </w:rPr>
+        <w:t>`: Combined 2020 &amp; 2022 data</w:t>
+      </w:r>
+    </w:p>
+    <w:p>
+      <w:pPr>
+        <w:jc w:val="both"/>
+        <w:rPr>
+          <w:rFonts w:ascii="Cambria" w:hAnsi="Cambria"/>
+          <w:b w:val="0"/>
+          <w:bCs/>
+        </w:rPr>
+      </w:pPr>
+      <w:r>
+        <w:rPr>
+          <w:rFonts w:ascii="Cambria" w:hAnsi="Cambria"/>
+          <w:b w:val="0"/>
+          <w:bCs/>
+        </w:rPr>
+        <w:t xml:space="preserve">  - `tblLabour2022`: 2022 Labour Force data</w:t>
+      </w:r>
+    </w:p>
+    <w:p>
+      <w:pPr>
+        <w:jc w:val="both"/>
+        <w:rPr>
+          <w:rFonts w:ascii="Cambria" w:hAnsi="Cambria"/>
+          <w:b w:val="0"/>
+          <w:bCs/>
+        </w:rPr>
+      </w:pPr>
+      <w:r>
+        <w:rPr>
+          <w:rFonts w:ascii="Cambria" w:hAnsi="Cambria"/>
+          <w:b w:val="0"/>
+          <w:bCs/>
+        </w:rPr>
+        <w:t xml:space="preserve">  - `tblLabour2020`: 2020 Labour Force data</w:t>
+      </w:r>
+    </w:p>
+    <w:p>
+      <w:pPr>
+        <w:jc w:val="both"/>
+        <w:rPr>
+          <w:rFonts w:ascii="Cambria" w:hAnsi="Cambria"/>
+          <w:b w:val="0"/>
+          <w:bCs/>
+        </w:rPr>
+      </w:pPr>
+      <w:r>
+        <w:rPr>
+          <w:rFonts w:ascii="Cambria" w:hAnsi="Cambria"/>
+          <w:b w:val="0"/>
+          <w:bCs/>
+        </w:rPr>
+        <w:t xml:space="preserve">  - `</w:t>
+      </w:r>
+      <w:proofErr w:type="spellStart"/>
+      <w:r>
+        <w:rPr>
+          <w:rFonts w:ascii="Cambria" w:hAnsi="Cambria"/>
+          <w:b w:val="0"/>
+          <w:bCs/>
+        </w:rPr>
+        <w:t>State_Lookup</w:t>
+      </w:r>
+      <w:proofErr w:type="spellEnd"/>
+      <w:r>
+        <w:rPr>
+          <w:rFonts w:ascii="Cambria" w:hAnsi="Cambria"/>
+          <w:b w:val="0"/>
+          <w:bCs/>
+        </w:rPr>
+        <w:t>`: State reference data</w:t>
+      </w:r>
+    </w:p>
+    <w:p>
+      <w:pPr>
+        <w:jc w:val="both"/>
+        <w:rPr>
+          <w:rFonts w:ascii="Cambria" w:hAnsi="Cambria"/>
+          <w:b w:val="0"/>
+          <w:bCs/>
+        </w:rPr>
+      </w:pPr>
+      <w:r>
+        <w:rPr>
+          <w:rFonts w:ascii="Cambria" w:hAnsi="Cambria"/>
+          <w:b w:val="0"/>
+          <w:bCs/>
+        </w:rPr>
+        <w:t xml:space="preserve">  - `</w:t>
+      </w:r>
+      <w:proofErr w:type="spellStart"/>
+      <w:r>
+        <w:rPr>
+          <w:rFonts w:ascii="Cambria" w:hAnsi="Cambria"/>
+          <w:b w:val="0"/>
+          <w:bCs/>
+        </w:rPr>
+        <w:t>tblPopulation</w:t>
+      </w:r>
+      <w:proofErr w:type="spellEnd"/>
+      <w:r>
+        <w:rPr>
+          <w:rFonts w:ascii="Cambria" w:hAnsi="Cambria"/>
+          <w:b w:val="0"/>
+          <w:bCs/>
+        </w:rPr>
+        <w:t>`: Population data by state</w:t>
+      </w:r>
+    </w:p>
+    <w:p>
+      <w:pPr>
+        <w:jc w:val="both"/>
+        <w:rPr>
+          <w:rFonts w:ascii="Cambria" w:hAnsi="Cambria"/>
+          <w:b w:val="0"/>
+          <w:bCs/>
+        </w:rPr>
+      </w:pPr>
+      <w:r>
+        <w:rPr>
+          <w:rFonts w:ascii="Cambria" w:hAnsi="Cambria"/>
+          <w:b w:val="0"/>
+          <w:bCs/>
+        </w:rPr>
+        <w:t xml:space="preserve">  - `</w:t>
+      </w:r>
+      <w:proofErr w:type="spellStart"/>
+      <w:r>
+        <w:rPr>
+          <w:rFonts w:ascii="Cambria" w:hAnsi="Cambria"/>
+          <w:b w:val="0"/>
+          <w:bCs/>
+        </w:rPr>
+        <w:t>tblCalendar</w:t>
+      </w:r>
+      <w:proofErr w:type="spellEnd"/>
+      <w:r>
+        <w:rPr>
+          <w:rFonts w:ascii="Cambria" w:hAnsi="Cambria"/>
+          <w:b w:val="0"/>
+          <w:bCs/>
+        </w:rPr>
+        <w:t>`: Date reference table</w:t>
+      </w:r>
+    </w:p>
+    <w:p>
+      <w:pPr>
+        <w:jc w:val="both"/>
+        <w:rPr>
+          <w:rFonts w:ascii="Cambria" w:hAnsi="Cambria"/>
+          <w:b w:val="0"/>
+          <w:bCs/>
+        </w:rPr>
+      </w:pPr>
+    </w:p>
+    <w:p>
+      <w:pPr>
+        <w:jc w:val="both"/>
+        <w:rPr>
+          <w:rFonts w:ascii="Cambria" w:hAnsi="Cambria"/>
+          <w:b w:val="0"/>
+          <w:bCs/>
+        </w:rPr>
+      </w:pPr>
+      <w:r>
+        <w:rPr>
+          <w:rFonts w:ascii="Cambria" w:hAnsi="Cambria"/>
+          <w:b w:val="0"/>
+          <w:bCs/>
+        </w:rPr>
+        <w:lastRenderedPageBreak/>
+        <w:t xml:space="preserve"> Cleaned Data</w:t>
+      </w:r>
+    </w:p>
+    <w:p>
+      <w:pPr>
+        <w:jc w:val="both"/>
+        <w:rPr>
+          <w:rFonts w:ascii="Cambria" w:hAnsi="Cambria"/>
+          <w:b w:val="0"/>
+          <w:bCs/>
+        </w:rPr>
+      </w:pPr>
+      <w:r>
+        <w:rPr>
+          <w:rFonts w:ascii="Cambria" w:hAnsi="Cambria"/>
+          <w:b w:val="0"/>
+          <w:bCs/>
+        </w:rPr>
+        <w:t xml:space="preserve">- </w:t>
+      </w:r>
+      <w:proofErr w:type="gramStart"/>
+      <w:r>
+        <w:rPr>
+          <w:rFonts w:ascii="Cambria" w:hAnsi="Cambria"/>
+          <w:bCs/>
+        </w:rPr>
+        <w:t>Location:</w:t>
+      </w:r>
+      <w:r>
+        <w:rPr>
+          <w:rFonts w:ascii="Cambria" w:hAnsi="Cambria"/>
+          <w:b w:val="0"/>
+          <w:bCs/>
+        </w:rPr>
+        <w:t>`</w:t>
+      </w:r>
+      <w:proofErr w:type="gramEnd"/>
+      <w:r>
+        <w:rPr>
+          <w:rFonts w:ascii="Cambria" w:hAnsi="Cambria"/>
+          <w:b w:val="0"/>
+          <w:bCs/>
+        </w:rPr>
+        <w:t>/data/cleaned/Cleaned_Labour_Data.xlsx`</w:t>
+      </w:r>
+    </w:p>
+    <w:p>
+      <w:pPr>
+        <w:jc w:val="both"/>
+        <w:rPr>
+          <w:rFonts w:ascii="Cambria" w:hAnsi="Cambria"/>
+          <w:b w:val="0"/>
+          <w:bCs/>
+        </w:rPr>
+      </w:pPr>
+      <w:r>
+        <w:rPr>
+          <w:rFonts w:ascii="Cambria" w:hAnsi="Cambria"/>
+          <w:b w:val="0"/>
+          <w:bCs/>
+        </w:rPr>
+        <w:t xml:space="preserve">- </w:t>
+      </w:r>
+      <w:r>
+        <w:rPr>
+          <w:rFonts w:ascii="Cambria" w:hAnsi="Cambria"/>
+          <w:bCs/>
+        </w:rPr>
+        <w:t>Cleaning Steps Applied:</w:t>
+      </w:r>
+    </w:p>
+    <w:p>
+      <w:pPr>
+        <w:jc w:val="both"/>
+        <w:rPr>
+          <w:rFonts w:ascii="Cambria" w:hAnsi="Cambria"/>
+          <w:b w:val="0"/>
+          <w:bCs/>
+        </w:rPr>
+      </w:pPr>
+      <w:r>
+        <w:rPr>
+          <w:rFonts w:ascii="Cambria" w:hAnsi="Cambria"/>
+          <w:b w:val="0"/>
+          <w:bCs/>
+        </w:rPr>
+        <w:t xml:space="preserve">  - Standardi</w:t>
+      </w:r>
+      <w:r>
+        <w:rPr>
+          <w:rFonts w:ascii="Cambria" w:hAnsi="Cambria"/>
+          <w:b w:val="0"/>
+          <w:bCs/>
+        </w:rPr>
+        <w:t>s</w:t>
+      </w:r>
+      <w:r>
+        <w:rPr>
+          <w:rFonts w:ascii="Cambria" w:hAnsi="Cambria"/>
+          <w:b w:val="0"/>
+          <w:bCs/>
+        </w:rPr>
+        <w:t>ed state names</w:t>
+      </w:r>
+    </w:p>
+    <w:p>
+      <w:pPr>
+        <w:jc w:val="both"/>
+        <w:rPr>
+          <w:rFonts w:ascii="Cambria" w:hAnsi="Cambria"/>
+          <w:b w:val="0"/>
+          <w:bCs/>
+        </w:rPr>
+      </w:pPr>
+      <w:r>
+        <w:rPr>
+          <w:rFonts w:ascii="Cambria" w:hAnsi="Cambria"/>
+          <w:b w:val="0"/>
+          <w:bCs/>
+        </w:rPr>
+        <w:t xml:space="preserve">  - Removed duplicates</w:t>
+      </w:r>
+    </w:p>
+    <w:p>
+      <w:pPr>
+        <w:jc w:val="both"/>
+        <w:rPr>
+          <w:rFonts w:ascii="Cambria" w:hAnsi="Cambria"/>
+          <w:b w:val="0"/>
+          <w:bCs/>
+        </w:rPr>
+      </w:pPr>
+      <w:r>
+        <w:rPr>
+          <w:rFonts w:ascii="Cambria" w:hAnsi="Cambria"/>
+          <w:b w:val="0"/>
+          <w:bCs/>
+        </w:rPr>
+        <w:t xml:space="preserve">  - Handled missing values</w:t>
+      </w:r>
+    </w:p>
+    <w:p>
+      <w:pPr>
+        <w:jc w:val="both"/>
+        <w:rPr>
+          <w:rFonts w:ascii="Cambria" w:hAnsi="Cambria"/>
+          <w:b w:val="0"/>
+          <w:bCs/>
+        </w:rPr>
+      </w:pPr>
+      <w:r>
+        <w:rPr>
+          <w:rFonts w:ascii="Cambria" w:hAnsi="Cambria"/>
+          <w:b w:val="0"/>
+          <w:bCs/>
+        </w:rPr>
+        <w:t xml:space="preserve">  - Ensured consistent data types</w:t>
+      </w:r>
+    </w:p>
+    <w:p>
+      <w:pPr>
+        <w:jc w:val="both"/>
+        <w:rPr>
+          <w:rFonts w:ascii="Cambria" w:hAnsi="Cambria"/>
+          <w:b w:val="0"/>
+          <w:bCs/>
+        </w:rPr>
+      </w:pPr>
+      <w:r>
+        <w:rPr>
+          <w:rFonts w:ascii="Cambria" w:hAnsi="Cambria"/>
+          <w:b w:val="0"/>
+          <w:bCs/>
+        </w:rPr>
+        <w:t xml:space="preserve">  - Added calculated fields where needed</w:t>
+      </w:r>
+    </w:p>
+    <w:p>
+      <w:pPr>
+        <w:jc w:val="both"/>
+        <w:rPr>
+          <w:rFonts w:ascii="Cambria" w:hAnsi="Cambria"/>
+          <w:b w:val="0"/>
+          <w:bCs/>
+        </w:rPr>
+      </w:pPr>
+    </w:p>
+    <w:p>
+      <w:pPr>
+        <w:jc w:val="both"/>
+        <w:rPr>
+          <w:rFonts w:ascii="Cambria" w:hAnsi="Cambria"/>
         </w:rPr>
       </w:pPr>
       <w:r>
@@ -465,8 +995,274 @@
           <w:b w:val="0"/>
           <w:bCs/>
         </w:rPr>
+        <w:t>-Microsoft Excel:</w:t>
+      </w:r>
+      <w:r>
+        <w:rPr>
+          <w:rFonts w:ascii="Cambria" w:hAnsi="Cambria"/>
+          <w:b w:val="0"/>
+          <w:bCs/>
+        </w:rPr>
+        <w:t xml:space="preserve"> </w:t>
+      </w:r>
+      <w:r>
+        <w:rPr>
+          <w:rFonts w:ascii="Cambria" w:hAnsi="Cambria"/>
+          <w:b w:val="0"/>
+          <w:bCs/>
+        </w:rPr>
+        <w:t>Initial data exploration</w:t>
+      </w:r>
+    </w:p>
+    <w:p>
+      <w:pPr>
+        <w:jc w:val="both"/>
+        <w:rPr>
+          <w:rFonts w:ascii="Cambria" w:hAnsi="Cambria"/>
+          <w:b w:val="0"/>
+          <w:bCs/>
+        </w:rPr>
+      </w:pPr>
+      <w:r>
+        <w:rPr>
+          <w:rFonts w:ascii="Cambria" w:hAnsi="Cambria"/>
+          <w:b w:val="0"/>
+          <w:bCs/>
+        </w:rPr>
+        <w:t>- DAX:</w:t>
+      </w:r>
+      <w:r>
+        <w:rPr>
+          <w:rFonts w:ascii="Cambria" w:hAnsi="Cambria"/>
+          <w:b w:val="0"/>
+          <w:bCs/>
+        </w:rPr>
+        <w:t xml:space="preserve"> </w:t>
+      </w:r>
+      <w:r>
+        <w:rPr>
+          <w:rFonts w:ascii="Cambria" w:hAnsi="Cambria"/>
+          <w:b w:val="0"/>
+          <w:bCs/>
+        </w:rPr>
+        <w:t>Custom measures and calculations</w:t>
+      </w:r>
+    </w:p>
+    <w:p>
+      <w:pPr>
+        <w:jc w:val="both"/>
+        <w:rPr>
+          <w:rFonts w:ascii="Cambria" w:hAnsi="Cambria"/>
+        </w:rPr>
+      </w:pPr>
+      <w:r>
+        <w:rPr>
+          <w:rFonts w:ascii="Cambria" w:hAnsi="Cambria"/>
+        </w:rPr>
+        <w:t>Key Features</w:t>
+      </w:r>
+    </w:p>
+    <w:p>
+      <w:pPr>
+        <w:jc w:val="both"/>
+        <w:rPr>
+          <w:rFonts w:ascii="Cambria" w:hAnsi="Cambria"/>
+          <w:b w:val="0"/>
+          <w:bCs/>
+        </w:rPr>
+      </w:pPr>
+      <w:r>
+        <w:rPr>
+          <w:rFonts w:ascii="Cambria" w:hAnsi="Cambria"/>
+          <w:b w:val="0"/>
+          <w:bCs/>
+        </w:rPr>
+        <w:t>- KPIs:</w:t>
+      </w:r>
+      <w:r>
+        <w:rPr>
+          <w:rFonts w:ascii="Cambria" w:hAnsi="Cambria"/>
+          <w:b w:val="0"/>
+          <w:bCs/>
+        </w:rPr>
+        <w:t xml:space="preserve"> </w:t>
+      </w:r>
+      <w:r>
+        <w:rPr>
+          <w:rFonts w:ascii="Cambria" w:hAnsi="Cambria"/>
+          <w:b w:val="0"/>
+          <w:bCs/>
+        </w:rPr>
+        <w:t>Total Employment, Labour Force, Unemployment Rate, LFPR</w:t>
+      </w:r>
+    </w:p>
+    <w:p>
+      <w:pPr>
+        <w:jc w:val="both"/>
+        <w:rPr>
+          <w:rFonts w:ascii="Cambria" w:hAnsi="Cambria"/>
+          <w:b w:val="0"/>
+          <w:bCs/>
+        </w:rPr>
+      </w:pPr>
+      <w:r>
+        <w:rPr>
+          <w:rFonts w:ascii="Cambria" w:hAnsi="Cambria"/>
+          <w:b w:val="0"/>
+          <w:bCs/>
+        </w:rPr>
+        <w:t>- State-Level Analysis: Compare performance across all 37 states</w:t>
+      </w:r>
+    </w:p>
+    <w:p>
+      <w:pPr>
+        <w:jc w:val="both"/>
+        <w:rPr>
+          <w:rFonts w:ascii="Cambria" w:hAnsi="Cambria"/>
+          <w:b w:val="0"/>
+          <w:bCs/>
+        </w:rPr>
+      </w:pPr>
+      <w:r>
+        <w:rPr>
+          <w:rFonts w:ascii="Cambria" w:hAnsi="Cambria"/>
+          <w:b w:val="0"/>
+          <w:bCs/>
+        </w:rPr>
+        <w:t>- Geopolitical Zone Analysis: Regional patterns and disparities</w:t>
+      </w:r>
+    </w:p>
+    <w:p>
+      <w:pPr>
+        <w:jc w:val="both"/>
+        <w:rPr>
+          <w:rFonts w:ascii="Cambria" w:hAnsi="Cambria"/>
+          <w:b w:val="0"/>
+          <w:bCs/>
+        </w:rPr>
+      </w:pPr>
+      <w:r>
+        <w:rPr>
+          <w:rFonts w:ascii="Cambria" w:hAnsi="Cambria"/>
+          <w:b w:val="0"/>
+          <w:bCs/>
+        </w:rPr>
+        <w:t>- Youth Vulnerability: NEET rates (15-24 years)</w:t>
+      </w:r>
+    </w:p>
+    <w:p>
+      <w:pPr>
+        <w:jc w:val="both"/>
+        <w:rPr>
+          <w:rFonts w:ascii="Cambria" w:hAnsi="Cambria"/>
+          <w:b w:val="0"/>
+          <w:bCs/>
+        </w:rPr>
+      </w:pPr>
+      <w:r>
+        <w:rPr>
+          <w:rFonts w:ascii="Cambria" w:hAnsi="Cambria"/>
+          <w:b w:val="0"/>
+          <w:bCs/>
+        </w:rPr>
         <w:lastRenderedPageBreak/>
-        <w:t>-Microsoft Excel:</w:t>
+        <w:t>- Temporal Comparison: 2020 vs 2022 trends</w:t>
+      </w:r>
+    </w:p>
+    <w:p>
+      <w:pPr>
+        <w:jc w:val="both"/>
+        <w:rPr>
+          <w:rFonts w:ascii="Cambria" w:hAnsi="Cambria"/>
+          <w:b w:val="0"/>
+          <w:bCs/>
+        </w:rPr>
+      </w:pPr>
+      <w:r>
+        <w:rPr>
+          <w:rFonts w:ascii="Cambria" w:hAnsi="Cambria"/>
+          <w:b w:val="0"/>
+          <w:bCs/>
+        </w:rPr>
+        <w:t>- Interactive Filters: Year, Quarter, State, Geopolitical Zone</w:t>
+      </w:r>
+    </w:p>
+    <w:p>
+      <w:pPr>
+        <w:jc w:val="both"/>
+        <w:rPr>
+          <w:rFonts w:ascii="Cambria" w:hAnsi="Cambria"/>
+          <w:b w:val="0"/>
+          <w:bCs/>
+        </w:rPr>
+      </w:pPr>
+    </w:p>
+    <w:p>
+      <w:pPr>
+        <w:jc w:val="both"/>
+        <w:rPr>
+          <w:rFonts w:ascii="Cambria" w:hAnsi="Cambria"/>
+        </w:rPr>
+      </w:pPr>
+      <w:r>
+        <w:rPr>
+          <w:rFonts w:ascii="Cambria" w:hAnsi="Cambria"/>
+        </w:rPr>
+        <w:t>Key Insights</w:t>
+      </w:r>
+    </w:p>
+    <w:p>
+      <w:pPr>
+        <w:jc w:val="both"/>
+        <w:rPr>
+          <w:rFonts w:ascii="Cambria" w:hAnsi="Cambria"/>
+          <w:b w:val="0"/>
+          <w:bCs/>
+        </w:rPr>
+      </w:pPr>
+      <w:r>
+        <w:rPr>
+          <w:rFonts w:ascii="Cambria" w:hAnsi="Cambria"/>
+          <w:b w:val="0"/>
+          <w:bCs/>
+        </w:rPr>
+        <w:t>1. National Unemployment fluctuated between 16-18% across the period</w:t>
+      </w:r>
+    </w:p>
+    <w:p>
+      <w:pPr>
+        <w:jc w:val="both"/>
+        <w:rPr>
+          <w:rFonts w:ascii="Cambria" w:hAnsi="Cambria"/>
+          <w:b w:val="0"/>
+          <w:bCs/>
+        </w:rPr>
+      </w:pPr>
+      <w:r>
+        <w:rPr>
+          <w:rFonts w:ascii="Cambria" w:hAnsi="Cambria"/>
+          <w:b w:val="0"/>
+          <w:bCs/>
+        </w:rPr>
+        <w:t>2. North East consistently recorded the highest unemployment rates</w:t>
+      </w:r>
+    </w:p>
+    <w:p>
+      <w:pPr>
+        <w:jc w:val="both"/>
+        <w:rPr>
+          <w:rFonts w:ascii="Cambria" w:hAnsi="Cambria"/>
+          <w:b w:val="0"/>
+          <w:bCs/>
+        </w:rPr>
+      </w:pPr>
+      <w:r>
+        <w:rPr>
+          <w:rFonts w:ascii="Cambria" w:hAnsi="Cambria"/>
+          <w:b w:val="0"/>
+          <w:bCs/>
+        </w:rPr>
+        <w:t>3. Youth NEET</w:t>
       </w:r>
       <w:r>
         <w:rPr>
@@ -482,25 +1278,25 @@
           <w:b w:val="0"/>
           <w:bCs/>
         </w:rPr>
-        <w:t>Initial data exploration</w:t>
-      </w:r>
-    </w:p>
-    <w:p>
-      <w:pPr>
-        <w:jc w:val="both"/>
-        <w:rPr>
-          <w:rFonts w:ascii="Cambria" w:hAnsi="Cambria"/>
-          <w:b w:val="0"/>
-          <w:bCs/>
-        </w:rPr>
-      </w:pPr>
-      <w:r>
-        <w:rPr>
-          <w:rFonts w:ascii="Cambria" w:hAnsi="Cambria"/>
-          <w:b w:val="0"/>
-          <w:bCs/>
-        </w:rPr>
-        <w:t>- DAX:</w:t>
+        <w:t>remains a critical concern, particularly in South-South states</w:t>
+      </w:r>
+    </w:p>
+    <w:p>
+      <w:pPr>
+        <w:jc w:val="both"/>
+        <w:rPr>
+          <w:rFonts w:ascii="Cambria" w:hAnsi="Cambria"/>
+          <w:b w:val="0"/>
+          <w:bCs/>
+        </w:rPr>
+      </w:pPr>
+      <w:r>
+        <w:rPr>
+          <w:rFonts w:ascii="Cambria" w:hAnsi="Cambria"/>
+          <w:b w:val="0"/>
+          <w:bCs/>
+        </w:rPr>
+        <w:t>4. Informal Employment</w:t>
       </w:r>
       <w:r>
         <w:rPr>
@@ -516,39 +1312,181 @@
           <w:b w:val="0"/>
           <w:bCs/>
         </w:rPr>
-        <w:t>Custom measures and calculations</w:t>
-      </w:r>
-    </w:p>
-    <w:p>
-      <w:pPr>
-        <w:jc w:val="both"/>
-        <w:rPr>
-          <w:rFonts w:ascii="Cambria" w:hAnsi="Cambria"/>
-        </w:rPr>
-      </w:pPr>
-      <w:r>
-        <w:rPr>
-          <w:rFonts w:ascii="Cambria" w:hAnsi="Cambria"/>
-        </w:rPr>
-        <w:t>Key Features</w:t>
-      </w:r>
-    </w:p>
-    <w:p>
-      <w:pPr>
-        <w:jc w:val="both"/>
-        <w:rPr>
-          <w:rFonts w:ascii="Cambria" w:hAnsi="Cambria"/>
-          <w:b w:val="0"/>
-          <w:bCs/>
-        </w:rPr>
-      </w:pPr>
-      <w:r>
-        <w:rPr>
-          <w:rFonts w:ascii="Cambria" w:hAnsi="Cambria"/>
-          <w:b w:val="0"/>
-          <w:bCs/>
-        </w:rPr>
-        <w:t>- KPIs:</w:t>
+        <w:t>dominates Nigeria's labour market across all zones</w:t>
+      </w:r>
+    </w:p>
+    <w:p>
+      <w:pPr>
+        <w:jc w:val="both"/>
+        <w:rPr>
+          <w:rFonts w:ascii="Cambria" w:hAnsi="Cambria"/>
+          <w:b w:val="0"/>
+          <w:bCs/>
+        </w:rPr>
+      </w:pPr>
+      <w:r>
+        <w:rPr>
+          <w:rFonts w:ascii="Cambria" w:hAnsi="Cambria"/>
+          <w:b w:val="0"/>
+          <w:bCs/>
+        </w:rPr>
+        <w:t>5. Significant state-level variation exists, requiring targeted interventions</w:t>
+      </w:r>
+    </w:p>
+    <w:p>
+      <w:pPr>
+        <w:jc w:val="both"/>
+        <w:rPr>
+          <w:rFonts w:ascii="Cambria" w:hAnsi="Cambria"/>
+          <w:b w:val="0"/>
+          <w:bCs/>
+        </w:rPr>
+      </w:pPr>
+    </w:p>
+    <w:p>
+      <w:pPr>
+        <w:jc w:val="both"/>
+        <w:rPr>
+          <w:rFonts w:ascii="Cambria" w:hAnsi="Cambria"/>
+        </w:rPr>
+      </w:pPr>
+      <w:r>
+        <w:rPr>
+          <w:rFonts w:ascii="Cambria" w:hAnsi="Cambria"/>
+        </w:rPr>
+        <w:t>How to Use This Dashboard</w:t>
+      </w:r>
+    </w:p>
+    <w:p>
+      <w:pPr>
+        <w:jc w:val="both"/>
+        <w:rPr>
+          <w:rFonts w:ascii="Cambria" w:hAnsi="Cambria"/>
+          <w:b w:val="0"/>
+          <w:bCs/>
+        </w:rPr>
+      </w:pPr>
+      <w:r>
+        <w:rPr>
+          <w:rFonts w:ascii="Cambria" w:hAnsi="Cambria"/>
+          <w:b w:val="0"/>
+          <w:bCs/>
+        </w:rPr>
+        <w:t>1. Open the `</w:t>
+      </w:r>
+      <w:proofErr w:type="spellStart"/>
+      <w:r>
+        <w:rPr>
+          <w:rFonts w:ascii="Cambria" w:hAnsi="Cambria"/>
+          <w:b w:val="0"/>
+          <w:bCs/>
+        </w:rPr>
+        <w:t>Nigeria_Labour_Dashboard.pbix</w:t>
+      </w:r>
+      <w:proofErr w:type="spellEnd"/>
+      <w:r>
+        <w:rPr>
+          <w:rFonts w:ascii="Cambria" w:hAnsi="Cambria"/>
+          <w:b w:val="0"/>
+          <w:bCs/>
+        </w:rPr>
+        <w:t>` file in Power BI Desktop</w:t>
+      </w:r>
+    </w:p>
+    <w:p>
+      <w:pPr>
+        <w:jc w:val="both"/>
+        <w:rPr>
+          <w:rFonts w:ascii="Cambria" w:hAnsi="Cambria"/>
+          <w:b w:val="0"/>
+          <w:bCs/>
+        </w:rPr>
+      </w:pPr>
+      <w:r>
+        <w:rPr>
+          <w:rFonts w:ascii="Cambria" w:hAnsi="Cambria"/>
+          <w:b w:val="0"/>
+          <w:bCs/>
+        </w:rPr>
+        <w:t>2. Use the slicers at the top to filter by Year, Quarter, or State</w:t>
+      </w:r>
+    </w:p>
+    <w:p>
+      <w:pPr>
+        <w:jc w:val="both"/>
+        <w:rPr>
+          <w:rFonts w:ascii="Cambria" w:hAnsi="Cambria"/>
+          <w:b w:val="0"/>
+          <w:bCs/>
+        </w:rPr>
+      </w:pPr>
+      <w:r>
+        <w:rPr>
+          <w:rFonts w:ascii="Cambria" w:hAnsi="Cambria"/>
+          <w:b w:val="0"/>
+          <w:bCs/>
+        </w:rPr>
+        <w:t>3. Hover over visuals for detailed tooltips</w:t>
+      </w:r>
+    </w:p>
+    <w:p>
+      <w:pPr>
+        <w:jc w:val="both"/>
+        <w:rPr>
+          <w:rFonts w:ascii="Cambria" w:hAnsi="Cambria"/>
+          <w:b w:val="0"/>
+          <w:bCs/>
+        </w:rPr>
+      </w:pPr>
+      <w:r>
+        <w:rPr>
+          <w:rFonts w:ascii="Cambria" w:hAnsi="Cambria"/>
+          <w:b w:val="0"/>
+          <w:bCs/>
+        </w:rPr>
+        <w:t>4. Click on any chart element to cross-filter other visuals</w:t>
+      </w:r>
+    </w:p>
+    <w:p>
+      <w:pPr>
+        <w:jc w:val="both"/>
+        <w:rPr>
+          <w:rFonts w:ascii="Cambria" w:hAnsi="Cambria"/>
+          <w:b w:val="0"/>
+          <w:bCs/>
+        </w:rPr>
+      </w:pPr>
+    </w:p>
+    <w:p>
+      <w:pPr>
+        <w:jc w:val="both"/>
+        <w:rPr>
+          <w:rFonts w:ascii="Cambria" w:hAnsi="Cambria"/>
+        </w:rPr>
+      </w:pPr>
+      <w:r>
+        <w:rPr>
+          <w:rFonts w:ascii="Cambria" w:hAnsi="Cambria"/>
+        </w:rPr>
+        <w:t>Dashboard Pages</w:t>
+      </w:r>
+    </w:p>
+    <w:p>
+      <w:pPr>
+        <w:jc w:val="both"/>
+        <w:rPr>
+          <w:rFonts w:ascii="Cambria" w:hAnsi="Cambria"/>
+          <w:b w:val="0"/>
+          <w:bCs/>
+        </w:rPr>
+      </w:pPr>
+      <w:r>
+        <w:rPr>
+          <w:rFonts w:ascii="Cambria" w:hAnsi="Cambria"/>
+          <w:b w:val="0"/>
+          <w:bCs/>
+        </w:rPr>
+        <w:t>1. Executive Summary:</w:t>
       </w:r>
       <w:r>
         <w:rPr>
@@ -564,175 +1502,85 @@
           <w:b w:val="0"/>
           <w:bCs/>
         </w:rPr>
-        <w:t>Total Employment, Labour Force, Unemployment Rate, LFPR</w:t>
-      </w:r>
-    </w:p>
-    <w:p>
-      <w:pPr>
-        <w:jc w:val="both"/>
-        <w:rPr>
-          <w:rFonts w:ascii="Cambria" w:hAnsi="Cambria"/>
-          <w:b w:val="0"/>
-          <w:bCs/>
-        </w:rPr>
-      </w:pPr>
-      <w:r>
-        <w:rPr>
-          <w:rFonts w:ascii="Cambria" w:hAnsi="Cambria"/>
-          <w:b w:val="0"/>
-          <w:bCs/>
-        </w:rPr>
-        <w:t>- State-Level Analysis: Compare performance across all 37 states</w:t>
-      </w:r>
-    </w:p>
-    <w:p>
-      <w:pPr>
-        <w:jc w:val="both"/>
-        <w:rPr>
-          <w:rFonts w:ascii="Cambria" w:hAnsi="Cambria"/>
-          <w:b w:val="0"/>
-          <w:bCs/>
-        </w:rPr>
-      </w:pPr>
-      <w:r>
-        <w:rPr>
-          <w:rFonts w:ascii="Cambria" w:hAnsi="Cambria"/>
-          <w:b w:val="0"/>
-          <w:bCs/>
-        </w:rPr>
-        <w:t>- Geopolitical Zone Analysis: Regional patterns and disparities</w:t>
-      </w:r>
-    </w:p>
-    <w:p>
-      <w:pPr>
-        <w:jc w:val="both"/>
-        <w:rPr>
-          <w:rFonts w:ascii="Cambria" w:hAnsi="Cambria"/>
-          <w:b w:val="0"/>
-          <w:bCs/>
-        </w:rPr>
-      </w:pPr>
-      <w:r>
-        <w:rPr>
-          <w:rFonts w:ascii="Cambria" w:hAnsi="Cambria"/>
-          <w:b w:val="0"/>
-          <w:bCs/>
-        </w:rPr>
-        <w:t>- Youth Vulnerability: NEET rates (15-24 years)</w:t>
-      </w:r>
-    </w:p>
-    <w:p>
-      <w:pPr>
-        <w:jc w:val="both"/>
-        <w:rPr>
-          <w:rFonts w:ascii="Cambria" w:hAnsi="Cambria"/>
-          <w:b w:val="0"/>
-          <w:bCs/>
-        </w:rPr>
-      </w:pPr>
-      <w:r>
-        <w:rPr>
-          <w:rFonts w:ascii="Cambria" w:hAnsi="Cambria"/>
-          <w:b w:val="0"/>
-          <w:bCs/>
-        </w:rPr>
-        <w:t>- Temporal Comparison: 2020 vs 2022 trends</w:t>
-      </w:r>
-    </w:p>
-    <w:p>
-      <w:pPr>
-        <w:jc w:val="both"/>
-        <w:rPr>
-          <w:rFonts w:ascii="Cambria" w:hAnsi="Cambria"/>
-          <w:b w:val="0"/>
-          <w:bCs/>
-        </w:rPr>
-      </w:pPr>
-      <w:r>
-        <w:rPr>
-          <w:rFonts w:ascii="Cambria" w:hAnsi="Cambria"/>
-          <w:b w:val="0"/>
-          <w:bCs/>
-        </w:rPr>
-        <w:t>- Interactive Filters: Year, Quarter, State, Geopolitical Zone</w:t>
-      </w:r>
-    </w:p>
-    <w:p>
-      <w:pPr>
-        <w:jc w:val="both"/>
-        <w:rPr>
-          <w:rFonts w:ascii="Cambria" w:hAnsi="Cambria"/>
-          <w:b w:val="0"/>
-          <w:bCs/>
-        </w:rPr>
-      </w:pPr>
-    </w:p>
-    <w:p>
-      <w:pPr>
-        <w:jc w:val="both"/>
-        <w:rPr>
-          <w:rFonts w:ascii="Cambria" w:hAnsi="Cambria"/>
-        </w:rPr>
-      </w:pPr>
-      <w:r>
-        <w:rPr>
-          <w:rFonts w:ascii="Cambria" w:hAnsi="Cambria"/>
-        </w:rPr>
-        <w:t>Key Insights</w:t>
-      </w:r>
-    </w:p>
-    <w:p>
-      <w:pPr>
-        <w:jc w:val="both"/>
-        <w:rPr>
-          <w:rFonts w:ascii="Cambria" w:hAnsi="Cambria"/>
-          <w:b w:val="0"/>
-          <w:bCs/>
-        </w:rPr>
-      </w:pPr>
-      <w:r>
-        <w:rPr>
-          <w:rFonts w:ascii="Cambria" w:hAnsi="Cambria"/>
-          <w:b w:val="0"/>
-          <w:bCs/>
-        </w:rPr>
-        <w:t>1. National Unemployment fluctuated between 16-18% across the period</w:t>
-      </w:r>
-    </w:p>
-    <w:p>
-      <w:pPr>
-        <w:jc w:val="both"/>
-        <w:rPr>
-          <w:rFonts w:ascii="Cambria" w:hAnsi="Cambria"/>
-          <w:b w:val="0"/>
-          <w:bCs/>
-        </w:rPr>
-      </w:pPr>
-      <w:r>
-        <w:rPr>
-          <w:rFonts w:ascii="Cambria" w:hAnsi="Cambria"/>
-          <w:b w:val="0"/>
-          <w:bCs/>
-        </w:rPr>
-        <w:t>2. North East consistently recorded the highest unemployment rates</w:t>
-      </w:r>
-    </w:p>
-    <w:p>
-      <w:pPr>
-        <w:jc w:val="both"/>
-        <w:rPr>
-          <w:rFonts w:ascii="Cambria" w:hAnsi="Cambria"/>
-          <w:b w:val="0"/>
-          <w:bCs/>
-        </w:rPr>
-      </w:pPr>
-      <w:r>
-        <w:rPr>
-          <w:rFonts w:ascii="Cambria" w:hAnsi="Cambria"/>
-          <w:b w:val="0"/>
-          <w:bCs/>
-        </w:rPr>
-        <w:t>3. Youth NEET</w:t>
+        <w:t>High-level KPIs and national trends</w:t>
+      </w:r>
+    </w:p>
+    <w:p>
+      <w:pPr>
+        <w:jc w:val="both"/>
+        <w:rPr>
+          <w:rFonts w:ascii="Cambria" w:hAnsi="Cambria"/>
+          <w:b w:val="0"/>
+          <w:bCs/>
+        </w:rPr>
+      </w:pPr>
+      <w:r>
+        <w:rPr>
+          <w:rFonts w:ascii="Cambria" w:hAnsi="Cambria"/>
+          <w:b w:val="0"/>
+          <w:bCs/>
+        </w:rPr>
+        <w:t>2. State &amp; Regional Analysis: Detailed state-by-state breakdown</w:t>
+      </w:r>
+    </w:p>
+    <w:p>
+      <w:pPr>
+        <w:jc w:val="both"/>
+        <w:rPr>
+          <w:rFonts w:ascii="Cambria" w:hAnsi="Cambria"/>
+          <w:b w:val="0"/>
+          <w:bCs/>
+        </w:rPr>
+      </w:pPr>
+      <w:r>
+        <w:rPr>
+          <w:rFonts w:ascii="Cambria" w:hAnsi="Cambria"/>
+          <w:b w:val="0"/>
+          <w:bCs/>
+        </w:rPr>
+        <w:t>3. Youth &amp; Demographics: NEET rates and population insights</w:t>
+      </w:r>
+    </w:p>
+    <w:p>
+      <w:pPr>
+        <w:jc w:val="both"/>
+        <w:rPr>
+          <w:rFonts w:ascii="Cambria" w:hAnsi="Cambria"/>
+          <w:b w:val="0"/>
+          <w:bCs/>
+        </w:rPr>
+      </w:pPr>
+    </w:p>
+    <w:p>
+      <w:pPr>
+        <w:jc w:val="both"/>
+        <w:rPr>
+          <w:rFonts w:ascii="Cambria" w:hAnsi="Cambria"/>
+        </w:rPr>
+      </w:pPr>
+      <w:r>
+        <w:rPr>
+          <w:rFonts w:ascii="Cambria" w:hAnsi="Cambria"/>
+        </w:rPr>
+        <w:t>Author</w:t>
+      </w:r>
+    </w:p>
+    <w:p>
+      <w:pPr>
+        <w:jc w:val="both"/>
+        <w:rPr>
+          <w:rFonts w:ascii="Cambria" w:hAnsi="Cambria"/>
+          <w:b w:val="0"/>
+          <w:bCs/>
+        </w:rPr>
+      </w:pPr>
+      <w:r>
+        <w:rPr>
+          <w:rFonts w:ascii="Cambria" w:hAnsi="Cambria"/>
+          <w:b w:val="0"/>
+          <w:bCs/>
+        </w:rPr>
+        <w:t>- Name:</w:t>
       </w:r>
       <w:r>
         <w:rPr>
@@ -748,421 +1596,103 @@
           <w:b w:val="0"/>
           <w:bCs/>
         </w:rPr>
-        <w:t>remains a critical concern, particularly in South-South states</w:t>
-      </w:r>
-    </w:p>
-    <w:p>
-      <w:pPr>
-        <w:jc w:val="both"/>
-        <w:rPr>
-          <w:rFonts w:ascii="Cambria" w:hAnsi="Cambria"/>
-          <w:b w:val="0"/>
-          <w:bCs/>
-        </w:rPr>
-      </w:pPr>
-      <w:r>
-        <w:rPr>
-          <w:rFonts w:ascii="Cambria" w:hAnsi="Cambria"/>
-          <w:b w:val="0"/>
-          <w:bCs/>
-        </w:rPr>
-        <w:t>4. Informal Employment</w:t>
-      </w:r>
-      <w:r>
-        <w:rPr>
-          <w:rFonts w:ascii="Cambria" w:hAnsi="Cambria"/>
-          <w:b w:val="0"/>
-          <w:bCs/>
-        </w:rPr>
-        <w:t xml:space="preserve"> </w:t>
-      </w:r>
-      <w:r>
-        <w:rPr>
-          <w:rFonts w:ascii="Cambria" w:hAnsi="Cambria"/>
-          <w:b w:val="0"/>
-          <w:bCs/>
-        </w:rPr>
-        <w:t>dominates Nigeria's labour market across all zones</w:t>
-      </w:r>
-    </w:p>
-    <w:p>
-      <w:pPr>
-        <w:jc w:val="both"/>
-        <w:rPr>
-          <w:rFonts w:ascii="Cambria" w:hAnsi="Cambria"/>
-          <w:b w:val="0"/>
-          <w:bCs/>
-        </w:rPr>
-      </w:pPr>
-      <w:r>
-        <w:rPr>
-          <w:rFonts w:ascii="Cambria" w:hAnsi="Cambria"/>
-          <w:b w:val="0"/>
-          <w:bCs/>
-        </w:rPr>
-        <w:t>5. Significant state-level variation exists, requiring targeted interventions</w:t>
-      </w:r>
-    </w:p>
-    <w:p>
-      <w:pPr>
-        <w:jc w:val="both"/>
-        <w:rPr>
-          <w:rFonts w:ascii="Cambria" w:hAnsi="Cambria"/>
-          <w:b w:val="0"/>
-          <w:bCs/>
-        </w:rPr>
-      </w:pPr>
-    </w:p>
-    <w:p>
-      <w:pPr>
-        <w:jc w:val="both"/>
-        <w:rPr>
-          <w:rFonts w:ascii="Cambria" w:hAnsi="Cambria"/>
-        </w:rPr>
-      </w:pPr>
-      <w:r>
-        <w:rPr>
-          <w:rFonts w:ascii="Cambria" w:hAnsi="Cambria"/>
-        </w:rPr>
-        <w:t>How to Use This Dashboard</w:t>
-      </w:r>
-    </w:p>
-    <w:p>
-      <w:pPr>
-        <w:jc w:val="both"/>
-        <w:rPr>
-          <w:rFonts w:ascii="Cambria" w:hAnsi="Cambria"/>
-          <w:b w:val="0"/>
-          <w:bCs/>
-        </w:rPr>
-      </w:pPr>
-      <w:r>
-        <w:rPr>
-          <w:rFonts w:ascii="Cambria" w:hAnsi="Cambria"/>
-          <w:b w:val="0"/>
-          <w:bCs/>
-        </w:rPr>
-        <w:t>1. Open the `</w:t>
-      </w:r>
-      <w:proofErr w:type="spellStart"/>
-      <w:r>
-        <w:rPr>
-          <w:rFonts w:ascii="Cambria" w:hAnsi="Cambria"/>
-          <w:b w:val="0"/>
-          <w:bCs/>
-        </w:rPr>
-        <w:t>Nigeria_Labour_Dashboard.pbix</w:t>
-      </w:r>
-      <w:proofErr w:type="spellEnd"/>
-      <w:r>
-        <w:rPr>
-          <w:rFonts w:ascii="Cambria" w:hAnsi="Cambria"/>
-          <w:b w:val="0"/>
-          <w:bCs/>
-        </w:rPr>
-        <w:t>` file in Power BI Desktop</w:t>
-      </w:r>
-    </w:p>
-    <w:p>
-      <w:pPr>
-        <w:jc w:val="both"/>
-        <w:rPr>
-          <w:rFonts w:ascii="Cambria" w:hAnsi="Cambria"/>
-          <w:b w:val="0"/>
-          <w:bCs/>
-        </w:rPr>
-      </w:pPr>
-      <w:r>
-        <w:rPr>
-          <w:rFonts w:ascii="Cambria" w:hAnsi="Cambria"/>
-          <w:b w:val="0"/>
-          <w:bCs/>
-        </w:rPr>
-        <w:t>2. Use the slicers at the top to filter by Year, Quarter, or State</w:t>
-      </w:r>
-    </w:p>
-    <w:p>
-      <w:pPr>
-        <w:jc w:val="both"/>
-        <w:rPr>
-          <w:rFonts w:ascii="Cambria" w:hAnsi="Cambria"/>
-          <w:b w:val="0"/>
-          <w:bCs/>
-        </w:rPr>
-      </w:pPr>
-      <w:r>
-        <w:rPr>
-          <w:rFonts w:ascii="Cambria" w:hAnsi="Cambria"/>
-          <w:b w:val="0"/>
-          <w:bCs/>
-        </w:rPr>
-        <w:t>3. Hover over visuals for detailed tooltips</w:t>
-      </w:r>
-    </w:p>
-    <w:p>
-      <w:pPr>
-        <w:jc w:val="both"/>
-        <w:rPr>
-          <w:rFonts w:ascii="Cambria" w:hAnsi="Cambria"/>
-          <w:b w:val="0"/>
-          <w:bCs/>
-        </w:rPr>
-      </w:pPr>
-      <w:r>
-        <w:rPr>
-          <w:rFonts w:ascii="Cambria" w:hAnsi="Cambria"/>
-          <w:b w:val="0"/>
-          <w:bCs/>
-        </w:rPr>
-        <w:t>4. Click on any chart element to cross-filter other visuals</w:t>
-      </w:r>
-    </w:p>
-    <w:p>
-      <w:pPr>
-        <w:jc w:val="both"/>
-        <w:rPr>
-          <w:rFonts w:ascii="Cambria" w:hAnsi="Cambria"/>
-          <w:b w:val="0"/>
-          <w:bCs/>
-        </w:rPr>
-      </w:pPr>
-    </w:p>
-    <w:p>
-      <w:pPr>
-        <w:jc w:val="both"/>
-        <w:rPr>
-          <w:rFonts w:ascii="Cambria" w:hAnsi="Cambria"/>
-        </w:rPr>
-      </w:pPr>
-      <w:r>
-        <w:rPr>
-          <w:rFonts w:ascii="Cambria" w:hAnsi="Cambria"/>
-        </w:rPr>
-        <w:t>Dashboard Pages</w:t>
-      </w:r>
-    </w:p>
-    <w:p>
-      <w:pPr>
-        <w:jc w:val="both"/>
-        <w:rPr>
-          <w:rFonts w:ascii="Cambria" w:hAnsi="Cambria"/>
-          <w:b w:val="0"/>
-          <w:bCs/>
-        </w:rPr>
-      </w:pPr>
-      <w:r>
-        <w:rPr>
-          <w:rFonts w:ascii="Cambria" w:hAnsi="Cambria"/>
-          <w:b w:val="0"/>
-          <w:bCs/>
-        </w:rPr>
-        <w:t>1. Executive Summary:</w:t>
-      </w:r>
-      <w:r>
-        <w:rPr>
-          <w:rFonts w:ascii="Cambria" w:hAnsi="Cambria"/>
-          <w:b w:val="0"/>
-          <w:bCs/>
-        </w:rPr>
-        <w:t xml:space="preserve"> </w:t>
-      </w:r>
-      <w:r>
-        <w:rPr>
-          <w:rFonts w:ascii="Cambria" w:hAnsi="Cambria"/>
-          <w:b w:val="0"/>
-          <w:bCs/>
-        </w:rPr>
-        <w:t>High-level KPIs and national trends</w:t>
-      </w:r>
-    </w:p>
-    <w:p>
-      <w:pPr>
-        <w:jc w:val="both"/>
-        <w:rPr>
-          <w:rFonts w:ascii="Cambria" w:hAnsi="Cambria"/>
-          <w:b w:val="0"/>
-          <w:bCs/>
-        </w:rPr>
-      </w:pPr>
-      <w:r>
-        <w:rPr>
-          <w:rFonts w:ascii="Cambria" w:hAnsi="Cambria"/>
-          <w:b w:val="0"/>
-          <w:bCs/>
-        </w:rPr>
-        <w:t>2. State &amp; Regional Analysis: Detailed state-by-state breakdown</w:t>
-      </w:r>
-    </w:p>
-    <w:p>
-      <w:pPr>
-        <w:jc w:val="both"/>
-        <w:rPr>
-          <w:rFonts w:ascii="Cambria" w:hAnsi="Cambria"/>
-          <w:b w:val="0"/>
-          <w:bCs/>
-        </w:rPr>
-      </w:pPr>
-      <w:r>
-        <w:rPr>
-          <w:rFonts w:ascii="Cambria" w:hAnsi="Cambria"/>
-          <w:b w:val="0"/>
-          <w:bCs/>
-        </w:rPr>
-        <w:t>3. Youth &amp; Demographics: NEET rates and population insights</w:t>
-      </w:r>
-    </w:p>
-    <w:p>
-      <w:pPr>
-        <w:jc w:val="both"/>
-        <w:rPr>
-          <w:rFonts w:ascii="Cambria" w:hAnsi="Cambria"/>
-          <w:b w:val="0"/>
-          <w:bCs/>
-        </w:rPr>
-      </w:pPr>
-    </w:p>
-    <w:p>
-      <w:pPr>
-        <w:jc w:val="both"/>
-        <w:rPr>
-          <w:rFonts w:ascii="Cambria" w:hAnsi="Cambria"/>
-        </w:rPr>
-      </w:pPr>
-      <w:r>
-        <w:rPr>
-          <w:rFonts w:ascii="Cambria" w:hAnsi="Cambria"/>
+        <w:t>Adoza Adams</w:t>
+      </w:r>
+    </w:p>
+    <w:p>
+      <w:pPr>
+        <w:jc w:val="both"/>
+        <w:rPr>
+          <w:rFonts w:ascii="Cambria" w:hAnsi="Cambria"/>
+          <w:b w:val="0"/>
+          <w:bCs/>
+        </w:rPr>
+      </w:pPr>
+      <w:r>
+        <w:rPr>
+          <w:rFonts w:ascii="Cambria" w:hAnsi="Cambria"/>
+          <w:b w:val="0"/>
+          <w:bCs/>
+        </w:rPr>
+        <w:t>- Project: 3MTT Capstone Project - Data Analysis &amp; Visualization Track</w:t>
+      </w:r>
+    </w:p>
+    <w:p>
+      <w:pPr>
+        <w:jc w:val="both"/>
+        <w:rPr>
+          <w:rFonts w:ascii="Cambria" w:hAnsi="Cambria"/>
+          <w:b w:val="0"/>
+          <w:bCs/>
+        </w:rPr>
+      </w:pPr>
+      <w:r>
+        <w:rPr>
+          <w:rFonts w:ascii="Cambria" w:hAnsi="Cambria"/>
+          <w:b w:val="0"/>
+          <w:bCs/>
+        </w:rPr>
+        <w:t>- Brief ID: DA-15 - Unemployment Dashboard</w:t>
+      </w:r>
+    </w:p>
+    <w:p>
+      <w:pPr>
+        <w:jc w:val="both"/>
+        <w:rPr>
+          <w:rFonts w:ascii="Cambria" w:hAnsi="Cambria"/>
+          <w:b w:val="0"/>
+          <w:bCs/>
+        </w:rPr>
+      </w:pPr>
+    </w:p>
+    <w:p>
+      <w:pPr>
+        <w:jc w:val="both"/>
+        <w:rPr>
+          <w:rFonts w:ascii="Cambria" w:hAnsi="Cambria"/>
+        </w:rPr>
+      </w:pPr>
+      <w:r>
+        <w:rPr>
+          <w:rFonts w:ascii="Cambria" w:hAnsi="Cambria"/>
+        </w:rPr>
+        <w:t>Acknowledgements</w:t>
+      </w:r>
+    </w:p>
+    <w:p>
+      <w:pPr>
+        <w:jc w:val="both"/>
+        <w:rPr>
+          <w:rFonts w:ascii="Cambria" w:hAnsi="Cambria"/>
+          <w:b w:val="0"/>
+          <w:bCs/>
+        </w:rPr>
+      </w:pPr>
+      <w:r>
+        <w:rPr>
+          <w:rFonts w:ascii="Cambria" w:hAnsi="Cambria"/>
+          <w:b w:val="0"/>
+          <w:bCs/>
+        </w:rPr>
+        <w:t>- National Bureau of Statistics (NBS) for making labour data publicly available</w:t>
+      </w:r>
+    </w:p>
+    <w:p>
+      <w:pPr>
+        <w:jc w:val="both"/>
+        <w:rPr>
+          <w:rFonts w:ascii="Cambria" w:hAnsi="Cambria"/>
+          <w:b w:val="0"/>
+          <w:bCs/>
+        </w:rPr>
+      </w:pPr>
+      <w:r>
+        <w:rPr>
+          <w:rFonts w:ascii="Cambria" w:hAnsi="Cambria"/>
+          <w:b w:val="0"/>
+          <w:bCs/>
         </w:rPr>
         <w:lastRenderedPageBreak/>
-        <w:t>Author</w:t>
-      </w:r>
-    </w:p>
-    <w:p>
-      <w:pPr>
-        <w:jc w:val="both"/>
-        <w:rPr>
-          <w:rFonts w:ascii="Cambria" w:hAnsi="Cambria"/>
-          <w:b w:val="0"/>
-          <w:bCs/>
-        </w:rPr>
-      </w:pPr>
-      <w:r>
-        <w:rPr>
-          <w:rFonts w:ascii="Cambria" w:hAnsi="Cambria"/>
-          <w:b w:val="0"/>
-          <w:bCs/>
-        </w:rPr>
-        <w:t>- Name:</w:t>
-      </w:r>
-      <w:r>
-        <w:rPr>
-          <w:rFonts w:ascii="Cambria" w:hAnsi="Cambria"/>
-          <w:b w:val="0"/>
-          <w:bCs/>
-        </w:rPr>
-        <w:t xml:space="preserve"> </w:t>
-      </w:r>
-      <w:r>
-        <w:rPr>
-          <w:rFonts w:ascii="Cambria" w:hAnsi="Cambria"/>
-          <w:b w:val="0"/>
-          <w:bCs/>
-        </w:rPr>
-        <w:t>Adoza Adams</w:t>
-      </w:r>
-    </w:p>
-    <w:p>
-      <w:pPr>
-        <w:jc w:val="both"/>
-        <w:rPr>
-          <w:rFonts w:ascii="Cambria" w:hAnsi="Cambria"/>
-          <w:b w:val="0"/>
-          <w:bCs/>
-        </w:rPr>
-      </w:pPr>
-      <w:r>
-        <w:rPr>
-          <w:rFonts w:ascii="Cambria" w:hAnsi="Cambria"/>
-          <w:b w:val="0"/>
-          <w:bCs/>
-        </w:rPr>
-        <w:t>- Project: 3MTT Capstone Project - Data Analysis &amp; Visualization Track</w:t>
-      </w:r>
-    </w:p>
-    <w:p>
-      <w:pPr>
-        <w:jc w:val="both"/>
-        <w:rPr>
-          <w:rFonts w:ascii="Cambria" w:hAnsi="Cambria"/>
-          <w:b w:val="0"/>
-          <w:bCs/>
-        </w:rPr>
-      </w:pPr>
-      <w:r>
-        <w:rPr>
-          <w:rFonts w:ascii="Cambria" w:hAnsi="Cambria"/>
-          <w:b w:val="0"/>
-          <w:bCs/>
-        </w:rPr>
-        <w:t>- Brief ID: DA-15 - Unemployment Dashboard</w:t>
-      </w:r>
-    </w:p>
-    <w:p>
-      <w:pPr>
-        <w:jc w:val="both"/>
-        <w:rPr>
-          <w:rFonts w:ascii="Cambria" w:hAnsi="Cambria"/>
-          <w:b w:val="0"/>
-          <w:bCs/>
-        </w:rPr>
-      </w:pPr>
-    </w:p>
-    <w:p>
-      <w:pPr>
-        <w:jc w:val="both"/>
-        <w:rPr>
-          <w:rFonts w:ascii="Cambria" w:hAnsi="Cambria"/>
-        </w:rPr>
-      </w:pPr>
-      <w:r>
-        <w:rPr>
-          <w:rFonts w:ascii="Cambria" w:hAnsi="Cambria"/>
-        </w:rPr>
-        <w:t>Acknowledgements</w:t>
-      </w:r>
-    </w:p>
-    <w:p>
-      <w:pPr>
-        <w:jc w:val="both"/>
-        <w:rPr>
-          <w:rFonts w:ascii="Cambria" w:hAnsi="Cambria"/>
-          <w:b w:val="0"/>
-          <w:bCs/>
-        </w:rPr>
-      </w:pPr>
-      <w:r>
-        <w:rPr>
-          <w:rFonts w:ascii="Cambria" w:hAnsi="Cambria"/>
-          <w:b w:val="0"/>
-          <w:bCs/>
-        </w:rPr>
-        <w:t>- National Bureau of Statistics (NBS) for making labour data publicly available</w:t>
-      </w:r>
-    </w:p>
-    <w:p>
-      <w:pPr>
-        <w:jc w:val="both"/>
-        <w:rPr>
-          <w:rFonts w:ascii="Cambria" w:hAnsi="Cambria"/>
-          <w:b w:val="0"/>
-          <w:bCs/>
-        </w:rPr>
-      </w:pPr>
-      <w:r>
-        <w:rPr>
-          <w:rFonts w:ascii="Cambria" w:hAnsi="Cambria"/>
-          <w:b w:val="0"/>
-          <w:bCs/>
-        </w:rPr>
         <w:t>- 3MTT Program for the learning opportunity and structured guidance</w:t>
       </w:r>
     </w:p>
@@ -1826,7 +2356,6 @@
   <w:style w:type="character" w:default="1" w:styleId="DefaultParagraphFont">
     <w:name w:val="Default Paragraph Font"/>
     <w:uiPriority w:val="1"/>
-    <w:semiHidden/>
     <w:unhideWhenUsed/>
   </w:style>
   <w:style w:type="table" w:default="1" w:styleId="TableNormal">
